--- a/MF0490_3 Gestión de servicios en el sistema informático/EXAMEN-PROYECTO BLUE TEAM Y RED TEAM.docx
+++ b/MF0490_3 Gestión de servicios en el sistema informático/EXAMEN-PROYECTO BLUE TEAM Y RED TEAM.docx
@@ -50,6 +50,59 @@
       </w:pPr>
       <w:r>
         <w:rPr>
+          <w:b/>
+          <w:bCs/>
+        </w:rPr>
+        <w:t xml:space="preserve">Nota: </w:t>
+      </w:r>
+      <w:r>
+        <w:t xml:space="preserve">podemos usar </w:t>
+      </w:r>
+      <w:proofErr w:type="spellStart"/>
+      <w:r>
+        <w:t>metasploits</w:t>
+      </w:r>
+      <w:proofErr w:type="spellEnd"/>
+      <w:r>
+        <w:t xml:space="preserve"> o cualquier otra herramienta</w:t>
+      </w:r>
+    </w:p>
+    <w:p>
+      <w:pPr>
+        <w:jc w:val="both"/>
+        <w:rPr>
+          <w:b/>
+          <w:bCs/>
+          <w:u w:val="single"/>
+        </w:rPr>
+      </w:pPr>
+      <w:r>
+        <w:rPr>
+          <w:b/>
+          <w:bCs/>
+        </w:rPr>
+        <w:t xml:space="preserve">Objetivo: </w:t>
+      </w:r>
+      <w:r>
+        <w:t>Debéis hacer capturas de pantalla de todo el proceso, dividir el equipo en atacante o defensores, e incluso atacar a los otros equipos, documentarlo. Podéis usar herramientas que no hayamos visto. El fichero con la explicación y las capturas lo subís en grupo con el nombre de los participantes del grupo.</w:t>
+      </w:r>
+      <w:r>
+        <w:rPr>
+          <w:b/>
+          <w:bCs/>
+        </w:rPr>
+        <w:t xml:space="preserve"> </w:t>
+      </w:r>
+    </w:p>
+    <w:p>
+      <w:pPr>
+        <w:rPr>
+          <w:b/>
+          <w:bCs/>
+        </w:rPr>
+      </w:pPr>
+      <w:r>
+        <w:rPr>
           <w:rFonts w:ascii="Segoe UI Emoji" w:hAnsi="Segoe UI Emoji" w:cs="Segoe UI Emoji"/>
           <w:b/>
           <w:bCs/>
@@ -121,53 +174,10 @@
         </w:numPr>
       </w:pPr>
       <w:r>
-        <w:t>UFW/</w:t>
-      </w:r>
-      <w:proofErr w:type="spellStart"/>
-      <w:r>
-        <w:t>iptables</w:t>
-      </w:r>
-      <w:proofErr w:type="spellEnd"/>
-    </w:p>
-    <w:p>
-      <w:pPr>
-        <w:numPr>
-          <w:ilvl w:val="1"/>
-          <w:numId w:val="1"/>
-        </w:numPr>
-      </w:pPr>
-      <w:r>
-        <w:t>logs (</w:t>
-      </w:r>
-      <w:proofErr w:type="spellStart"/>
-      <w:r>
-        <w:t>rsyslog</w:t>
-      </w:r>
-      <w:proofErr w:type="spellEnd"/>
-      <w:r>
-        <w:t>)</w:t>
-      </w:r>
-    </w:p>
-    <w:p>
-      <w:pPr>
-        <w:numPr>
-          <w:ilvl w:val="1"/>
-          <w:numId w:val="1"/>
-        </w:numPr>
-      </w:pPr>
-      <w:r>
-        <w:t>fail2ban</w:t>
-      </w:r>
-    </w:p>
-    <w:p>
-      <w:pPr>
-        <w:numPr>
-          <w:ilvl w:val="1"/>
-          <w:numId w:val="1"/>
-        </w:numPr>
-      </w:pPr>
-      <w:r>
-        <w:t>opcional: Suricata (si el PC aguanta)</w:t>
+        <w:t xml:space="preserve">Suricata </w:t>
+      </w:r>
+      <w:r>
+        <w:t>o cualquier otro programa</w:t>
       </w:r>
     </w:p>
     <w:p>
@@ -361,175 +371,7 @@
     <w:p>
       <w:r>
         <w:pict w14:anchorId="2CAD24D4">
-          <v:rect id="_x0000_i1061" style="width:0;height:1.5pt" o:hralign="center" o:hrstd="t" o:hr="t" fillcolor="#a0a0a0" stroked="f"/>
-        </w:pict>
-      </w:r>
-    </w:p>
-    <w:p>
-      <w:pPr>
-        <w:rPr>
-          <w:b/>
-          <w:bCs/>
-        </w:rPr>
-      </w:pPr>
-      <w:r>
-        <w:rPr>
-          <w:rFonts w:ascii="Segoe UI Emoji" w:hAnsi="Segoe UI Emoji" w:cs="Segoe UI Emoji"/>
-          <w:b/>
-          <w:bCs/>
-        </w:rPr>
-        <w:t>🔒</w:t>
-      </w:r>
-      <w:r>
-        <w:rPr>
-          <w:b/>
-          <w:bCs/>
-        </w:rPr>
-        <w:t xml:space="preserve"> MUY IMPORTANTE: Aislamiento de red (sin laboratorio)</w:t>
-      </w:r>
-    </w:p>
-    <w:p>
-      <w:r>
-        <w:t>Para que no haya riesgos ni “travesuras” en redes reales:</w:t>
-      </w:r>
-    </w:p>
-    <w:p>
-      <w:pPr>
-        <w:rPr>
-          <w:b/>
-          <w:bCs/>
-        </w:rPr>
-      </w:pPr>
-      <w:r>
-        <w:rPr>
-          <w:b/>
-          <w:bCs/>
-        </w:rPr>
-        <w:t>Configuración recomendada: VirtualBox</w:t>
-      </w:r>
-    </w:p>
-    <w:p>
-      <w:pPr>
-        <w:numPr>
-          <w:ilvl w:val="0"/>
-          <w:numId w:val="4"/>
-        </w:numPr>
-      </w:pPr>
-      <w:r>
-        <w:t xml:space="preserve">Todas las </w:t>
-      </w:r>
-      <w:proofErr w:type="spellStart"/>
-      <w:r>
-        <w:t>VMs</w:t>
-      </w:r>
-      <w:proofErr w:type="spellEnd"/>
-      <w:r>
-        <w:t xml:space="preserve"> en </w:t>
-      </w:r>
-      <w:r>
-        <w:rPr>
-          <w:b/>
-          <w:bCs/>
-        </w:rPr>
-        <w:t>Red interna (</w:t>
-      </w:r>
-      <w:proofErr w:type="spellStart"/>
-      <w:r>
-        <w:rPr>
-          <w:b/>
-          <w:bCs/>
-        </w:rPr>
-        <w:t>Internal</w:t>
-      </w:r>
-      <w:proofErr w:type="spellEnd"/>
-      <w:r>
-        <w:rPr>
-          <w:b/>
-          <w:bCs/>
-        </w:rPr>
-        <w:t xml:space="preserve"> Network)</w:t>
-      </w:r>
-      <w:r>
-        <w:br/>
-        <w:t>Ejemplo nombre: FP-REDTEAM</w:t>
-      </w:r>
-    </w:p>
-    <w:p>
-      <w:pPr>
-        <w:numPr>
-          <w:ilvl w:val="0"/>
-          <w:numId w:val="4"/>
-        </w:numPr>
-      </w:pPr>
-      <w:r>
-        <w:t>(Opcional) añadir 2º adaptador NAT solo para actualizar paquetes.</w:t>
-      </w:r>
-    </w:p>
-    <w:p>
-      <w:r>
-        <w:rPr>
-          <w:rFonts w:ascii="Segoe UI Emoji" w:hAnsi="Segoe UI Emoji" w:cs="Segoe UI Emoji"/>
-        </w:rPr>
-        <w:t>✅</w:t>
-      </w:r>
-      <w:r>
-        <w:t xml:space="preserve"> Resultado:</w:t>
-      </w:r>
-    </w:p>
-    <w:p>
-      <w:pPr>
-        <w:numPr>
-          <w:ilvl w:val="0"/>
-          <w:numId w:val="5"/>
-        </w:numPr>
-      </w:pPr>
-      <w:r>
-        <w:lastRenderedPageBreak/>
-        <w:t xml:space="preserve">Kali y Parrot </w:t>
-      </w:r>
-      <w:r>
-        <w:rPr>
-          <w:b/>
-          <w:bCs/>
-        </w:rPr>
-        <w:t xml:space="preserve">solo ven las </w:t>
-      </w:r>
-      <w:proofErr w:type="spellStart"/>
-      <w:r>
-        <w:rPr>
-          <w:b/>
-          <w:bCs/>
-        </w:rPr>
-        <w:t>VMs</w:t>
-      </w:r>
-      <w:proofErr w:type="spellEnd"/>
-      <w:r>
-        <w:t xml:space="preserve">, no ven tu centro ni tu </w:t>
-      </w:r>
-      <w:proofErr w:type="spellStart"/>
-      <w:r>
-        <w:t>WiFi</w:t>
-      </w:r>
-      <w:proofErr w:type="spellEnd"/>
-      <w:r>
-        <w:t xml:space="preserve"> real.</w:t>
-      </w:r>
-    </w:p>
-    <w:p>
-      <w:pPr>
-        <w:numPr>
-          <w:ilvl w:val="0"/>
-          <w:numId w:val="5"/>
-        </w:numPr>
-      </w:pPr>
-      <w:r>
-        <w:t>100% controlado.</w:t>
-      </w:r>
-    </w:p>
-    <w:p>
-      <w:r>
-        <w:pict w14:anchorId="096A98B5">
-          <v:rect id="_x0000_i1062" style="width:0;height:1.5pt" o:hralign="center" o:hrstd="t" o:hr="t" fillcolor="#a0a0a0" stroked="f"/>
+          <v:rect id="_x0000_i1025" style="width:0;height:1.5pt" o:hralign="center" o:hrstd="t" o:hr="t" fillcolor="#a0a0a0" stroked="f"/>
         </w:pict>
       </w:r>
     </w:p>
@@ -626,6 +468,7 @@
         </w:numPr>
       </w:pPr>
       <w:r>
+        <w:lastRenderedPageBreak/>
         <w:t>Explotación web (DVWA/</w:t>
       </w:r>
       <w:proofErr w:type="spellStart"/>
@@ -638,44 +481,9 @@
       </w:r>
     </w:p>
     <w:p>
-      <w:pPr>
-        <w:numPr>
-          <w:ilvl w:val="0"/>
-          <w:numId w:val="7"/>
-        </w:numPr>
-      </w:pPr>
-      <w:proofErr w:type="spellStart"/>
-      <w:r>
-        <w:t>Post-explotación</w:t>
-      </w:r>
-      <w:proofErr w:type="spellEnd"/>
-      <w:r>
-        <w:t xml:space="preserve"> (leer archivo “bandera”, no destruir nada)</w:t>
-      </w:r>
-    </w:p>
-    <w:p>
-      <w:r>
-        <w:rPr>
-          <w:rFonts w:ascii="Segoe UI Emoji" w:hAnsi="Segoe UI Emoji" w:cs="Segoe UI Emoji"/>
-        </w:rPr>
-        <w:t>📌</w:t>
-      </w:r>
-      <w:r>
-        <w:t xml:space="preserve"> Meta: obtener un archivo tipo /home/</w:t>
-      </w:r>
-      <w:proofErr w:type="spellStart"/>
-      <w:r>
-        <w:t>admin</w:t>
-      </w:r>
-      <w:proofErr w:type="spellEnd"/>
-      <w:r>
-        <w:t>/flag.txt</w:t>
-      </w:r>
-    </w:p>
-    <w:p>
       <w:r>
         <w:pict w14:anchorId="630D4DFB">
-          <v:rect id="_x0000_i1064" style="width:0;height:1.5pt" o:hralign="center" o:hrstd="t" o:hr="t" fillcolor="#a0a0a0" stroked="f"/>
+          <v:rect id="_x0000_i1027" style="width:0;height:1.5pt" o:hralign="center" o:hrstd="t" o:hr="t" fillcolor="#a0a0a0" stroked="f"/>
         </w:pict>
       </w:r>
     </w:p>
@@ -762,7 +570,7 @@
         </w:numPr>
       </w:pPr>
       <w:r>
-        <w:t>Detección (logs + fail2ban + monitorización)</w:t>
+        <w:t>Detección (logs + monitorización)</w:t>
       </w:r>
     </w:p>
     <w:p>
@@ -779,7 +587,7 @@
     <w:p>
       <w:r>
         <w:pict w14:anchorId="10757B1D">
-          <v:rect id="_x0000_i1065" style="width:0;height:1.5pt" o:hralign="center" o:hrstd="t" o:hr="t" fillcolor="#a0a0a0" stroked="f"/>
+          <v:rect id="_x0000_i1028" style="width:0;height:1.5pt" o:hralign="center" o:hrstd="t" o:hr="t" fillcolor="#a0a0a0" stroked="f"/>
         </w:pict>
       </w:r>
     </w:p>
@@ -893,7 +701,6 @@
       </w:pPr>
       <w:proofErr w:type="spellStart"/>
       <w:r>
-        <w:lastRenderedPageBreak/>
         <w:t>sqlmap</w:t>
       </w:r>
       <w:proofErr w:type="spellEnd"/>
@@ -944,9 +751,11 @@
           <w:numId w:val="12"/>
         </w:numPr>
       </w:pPr>
-      <w:r>
-        <w:t>fail2ban</w:t>
-      </w:r>
+      <w:proofErr w:type="spellStart"/>
+      <w:r>
+        <w:t>journalctl</w:t>
+      </w:r>
+      <w:proofErr w:type="spellEnd"/>
     </w:p>
     <w:p>
       <w:pPr>
@@ -955,11 +764,17 @@
           <w:numId w:val="12"/>
         </w:numPr>
       </w:pPr>
+      <w:r>
+        <w:t>logs Apache (/</w:t>
+      </w:r>
       <w:proofErr w:type="spellStart"/>
       <w:r>
-        <w:t>journalctl</w:t>
+        <w:t>var</w:t>
       </w:r>
       <w:proofErr w:type="spellEnd"/>
+      <w:r>
+        <w:t>/log/apache2/access.log / error.log)</w:t>
+      </w:r>
     </w:p>
     <w:p>
       <w:pPr>
@@ -968,17 +783,11 @@
           <w:numId w:val="12"/>
         </w:numPr>
       </w:pPr>
-      <w:r>
-        <w:t>logs Apache (/</w:t>
-      </w:r>
       <w:proofErr w:type="spellStart"/>
       <w:r>
-        <w:t>var</w:t>
+        <w:t>tcpdump</w:t>
       </w:r>
       <w:proofErr w:type="spellEnd"/>
-      <w:r>
-        <w:t>/log/apache2/access.log / error.log)</w:t>
-      </w:r>
     </w:p>
     <w:p>
       <w:pPr>
@@ -987,21 +796,8 @@
           <w:numId w:val="12"/>
         </w:numPr>
       </w:pPr>
-      <w:proofErr w:type="spellStart"/>
-      <w:r>
-        <w:t>tcpdump</w:t>
-      </w:r>
-      <w:proofErr w:type="spellEnd"/>
-    </w:p>
-    <w:p>
-      <w:pPr>
-        <w:numPr>
-          <w:ilvl w:val="0"/>
-          <w:numId w:val="12"/>
-        </w:numPr>
-      </w:pPr>
-      <w:r>
-        <w:t>suricata (opcional)</w:t>
+      <w:r>
+        <w:t xml:space="preserve">suricata </w:t>
       </w:r>
     </w:p>
     <w:p/>
@@ -3375,6 +3171,7 @@
   <w:style w:type="character" w:default="1" w:styleId="Fuentedeprrafopredeter">
     <w:name w:val="Default Paragraph Font"/>
     <w:uiPriority w:val="1"/>
+    <w:semiHidden/>
     <w:unhideWhenUsed/>
   </w:style>
   <w:style w:type="table" w:default="1" w:styleId="Tablanormal">
